--- a/assets/Resume_SoftwareEngineering(1).docx
+++ b/assets/Resume_SoftwareEngineering(1).docx
@@ -418,6 +418,25 @@
           <w:szCs w:val="19"/>
         </w:rPr>
         <w:t xml:space="preserve">2017 – Present</w:t>
+      </w:r>
+    </w:p>
+    <w:p>
+      <w:pPr>
+        <w:pStyle w:val="ListParagraph"/>
+        <w:numPr>
+          <w:ilvl w:val="0"/>
+          <w:numId w:val="2"/>
+        </w:numPr>
+        <w:spacing w:after="20" w:before="20"/>
+      </w:pPr>
+      <w:r>
+        <w:rPr>
+          <w:rFonts w:ascii="Calibri" w:cs="Calibri" w:eastAsia="Calibri" w:hAnsi="Calibri"/>
+          <w:color w:val="1A1A2E"/>
+          <w:sz w:val="20"/>
+          <w:szCs w:val="20"/>
+        </w:rPr>
+        <w:t xml:space="preserve">Built Qwen Editor — an AI code editor in Rust (ratatui TUI + Tauri/Monaco desktop GUI) with a fully offline llama.cpp assistant for inline completion and chat; integrated a Qwen3.5 model I knowledge-distilled from 27B to 9B, with tree-sitter highlighting across 15+ languages, an LSP client, git, and in-editor compile/run. (github.com/Th3Samaritan/qwen-editor)</w:t>
       </w:r>
     </w:p>
     <w:p>
